--- a/docx/dynamic-code-docs/Get-Block.docx
+++ b/docx/dynamic-code-docs/Get-Block.docx
@@ -565,6 +565,7 @@
   <w:docDefaults>
     <w:rPrDefault>
       <w:rPr>
+        <w:color w:val="auto"/>
         <w:rFonts w:asciiTheme="minorHAnsi" w:cstheme="minorBidi" w:eastAsiaTheme="minorEastAsia" w:hAnsiTheme="minorHAnsi"/>
         <w:sz w:val="24"/>
         <w:szCs w:val="24"/>

--- a/docx/dynamic-code-docs/Get-Block.docx
+++ b/docx/dynamic-code-docs/Get-Block.docx
@@ -339,6 +339,7 @@
     <w:bookmarkEnd w:id="11"/>
     <w:bookmarkEnd w:id="12"/>
     <w:sectPr>
+      <w:pgSz w:w="16838" w:h="11906" w:orient="landscape"/>
       <w:footnotePr>
         <w:numRestart w:val="eachSect"/>
       </w:footnotePr>
@@ -565,7 +566,6 @@
   <w:docDefaults>
     <w:rPrDefault>
       <w:rPr>
-        <w:color w:val="auto"/>
         <w:rFonts w:asciiTheme="minorHAnsi" w:cstheme="minorBidi" w:eastAsiaTheme="minorEastAsia" w:hAnsiTheme="minorHAnsi"/>
         <w:sz w:val="24"/>
         <w:szCs w:val="24"/>
@@ -1108,6 +1108,14 @@
         <w:bottom w:type="dxa" w:w="0"/>
         <w:right w:type="dxa" w:w="108"/>
       </w:tblCellMar>
+      <w:tblBorders>
+        <w:top w:color="auto" w:space="0" w:sz="6" w:val="single"/>
+        <w:left w:color="auto" w:space="0" w:sz="6" w:val="single"/>
+        <w:bottom w:color="auto" w:space="0" w:sz="6" w:val="single"/>
+        <w:right w:color="auto" w:space="0" w:sz="6" w:val="single"/>
+        <w:insideH w:color="auto" w:space="0" w:sz="6" w:val="single"/>
+        <w:insideV w:color="auto" w:space="0" w:sz="6" w:val="single"/>
+      </w:tblBorders>
     </w:tblPr>
     <w:tblStylePr w:type="firstRow">
       <w:tcPr>
